--- a/templates/xac_nhan_xa_vien.docx
+++ b/templates/xac_nhan_xa_vien.docx
@@ -29,7 +29,6 @@
           <w:p>
             <w:pPr>
               <w:pStyle w:val="Title"/>
-              <w:ind w:left="0"/>
               <w:rPr>
                 <w:sz w:val="26"/>
                 <w:szCs w:val="26"/>
@@ -42,7 +41,29 @@
                 <w:szCs w:val="26"/>
                 <w:lang w:val="en-US"/>
               </w:rPr>
-              <w:t>HỢP TÁC XÃ LÂM MINH</w:t>
+              <w:t>{{tenDonViHTX}}</w:t>
+            </w:r>
+          </w:p>
+          <w:p>
+            <w:pPr>
+              <w:pStyle w:val="Title"/>
+              <w:rPr>
+                <w:b w:val="0"/>
+                <w:bCs w:val="0"/>
+                <w:sz w:val="26"/>
+                <w:szCs w:val="26"/>
+                <w:lang w:val="en-US"/>
+              </w:rPr>
+            </w:pPr>
+            <w:r>
+              <w:rPr>
+                <w:b w:val="0"/>
+                <w:bCs w:val="0"/>
+                <w:sz w:val="26"/>
+                <w:szCs w:val="26"/>
+                <w:lang w:val="en-US"/>
+              </w:rPr>
+              <w:t>Địa chỉ: {{diaChiDonViHTX}}</w:t>
             </w:r>
           </w:p>
           <w:p>
@@ -58,42 +79,9 @@
               <w:rPr>
                 <w:sz w:val="26"/>
                 <w:szCs w:val="26"/>
-              </w:rPr>
-              <w:t xml:space="preserve">Địa chỉ: Số 7A/114, Thành Thái, </w:t>
-            </w:r>
-          </w:p>
-          <w:p>
-            <w:pPr>
-              <w:jc w:val="center"/>
-              <w:rPr>
-                <w:sz w:val="26"/>
-                <w:szCs w:val="26"/>
                 <w:lang w:val="en-US"/>
               </w:rPr>
-            </w:pPr>
-            <w:r>
-              <w:rPr>
-                <w:sz w:val="26"/>
-                <w:szCs w:val="26"/>
-              </w:rPr>
-              <w:t xml:space="preserve">Phường Diên Hồng, Thành phố Hồ Chí Minh </w:t>
-            </w:r>
-          </w:p>
-          <w:p>
-            <w:pPr>
-              <w:jc w:val="center"/>
-              <w:rPr>
-                <w:sz w:val="26"/>
-                <w:szCs w:val="26"/>
-                <w:lang w:val="en-US"/>
-              </w:rPr>
-            </w:pPr>
-            <w:r>
-              <w:rPr>
-                <w:sz w:val="26"/>
-                <w:szCs w:val="26"/>
-              </w:rPr>
-              <w:t>Điện thoại: 0886023434</w:t>
+              <w:t>Điện thoại: {{sdtDonViHTX}}</w:t>
             </w:r>
           </w:p>
         </w:tc>
@@ -206,46 +194,7 @@
         <w:t xml:space="preserve"> </w:t>
       </w:r>
       <w:r>
-        <w:t>HỢP</w:t>
-      </w:r>
-      <w:r>
-        <w:rPr>
-          <w:spacing w:val="-1"/>
-        </w:rPr>
-        <w:t xml:space="preserve"> </w:t>
-      </w:r>
-      <w:r>
-        <w:t>TÁC</w:t>
-      </w:r>
-      <w:r>
-        <w:rPr>
-          <w:spacing w:val="-1"/>
-        </w:rPr>
-        <w:t xml:space="preserve"> </w:t>
-      </w:r>
-      <w:r>
-        <w:t>XÃ</w:t>
-      </w:r>
-      <w:r>
-        <w:rPr>
-          <w:spacing w:val="-1"/>
-        </w:rPr>
-        <w:t xml:space="preserve"> </w:t>
-      </w:r>
-      <w:r>
-        <w:t>LÂM</w:t>
-      </w:r>
-      <w:r>
-        <w:rPr>
-          <w:spacing w:val="-1"/>
-        </w:rPr>
-        <w:t xml:space="preserve"> </w:t>
-      </w:r>
-      <w:r>
-        <w:rPr>
-          <w:spacing w:val="-4"/>
-        </w:rPr>
-        <w:t>MINH</w:t>
+        <w:t>{{tenDonViHTX}}</w:t>
       </w:r>
     </w:p>
     <w:p>
@@ -276,37 +225,7 @@
         <w:t xml:space="preserve"> </w:t>
       </w:r>
       <w:r>
-        <w:t>Bà</w:t>
-      </w:r>
-      <w:r>
-        <w:rPr>
-          <w:spacing w:val="-1"/>
-        </w:rPr>
-        <w:t xml:space="preserve"> </w:t>
-      </w:r>
-      <w:r>
-        <w:t>Nguyễn</w:t>
-      </w:r>
-      <w:r>
-        <w:rPr>
-          <w:spacing w:val="-1"/>
-        </w:rPr>
-        <w:t xml:space="preserve"> </w:t>
-      </w:r>
-      <w:r>
-        <w:t>Thúy</w:t>
-      </w:r>
-      <w:r>
-        <w:rPr>
-          <w:spacing w:val="-1"/>
-        </w:rPr>
-        <w:t xml:space="preserve"> </w:t>
-      </w:r>
-      <w:r>
-        <w:rPr>
-          <w:spacing w:val="-4"/>
-        </w:rPr>
-        <w:t>Diễm</w:t>
+        <w:t>{{nguoiDaiDienDonViHTX}}</w:t>
       </w:r>
       <w:r>
         <w:tab/>
@@ -328,19 +247,38 @@
         <w:t xml:space="preserve"> </w:t>
       </w:r>
       <w:r>
-        <w:t>GIÁM</w:t>
-      </w:r>
-      <w:r>
-        <w:rPr>
-          <w:spacing w:val="-1"/>
-        </w:rPr>
-        <w:t xml:space="preserve"> </w:t>
+        <w:t>{{chucVuNguoiDaiDienDonViHTX}}</w:t>
+      </w:r>
+    </w:p>
+    <w:p>
+      <w:pPr>
+        <w:pStyle w:val="BodyText"/>
+        <w:spacing w:before="16" w:line="252" w:lineRule="auto"/>
+        <w:ind w:left="175" w:right="922"/>
+        <w:rPr>
+          <w:lang w:val="en-US"/>
+        </w:rPr>
+      </w:pPr>
+      <w:r>
+        <w:t>Địa</w:t>
       </w:r>
       <w:r>
         <w:rPr>
           <w:spacing w:val="-5"/>
         </w:rPr>
-        <w:t>ĐỐC</w:t>
+        <w:t xml:space="preserve"> </w:t>
+      </w:r>
+      <w:r>
+        <w:t>chỉ:</w:t>
+      </w:r>
+      <w:r>
+        <w:rPr>
+          <w:spacing w:val="-5"/>
+        </w:rPr>
+        <w:t xml:space="preserve"> </w:t>
+      </w:r>
+      <w:r>
+        <w:t>{{diaChiDonViHTX}}</w:t>
       </w:r>
     </w:p>
     <w:p>
@@ -350,142 +288,10 @@
         <w:ind w:left="175" w:right="922"/>
       </w:pPr>
       <w:r>
-        <w:t>Địa</w:t>
-      </w:r>
-      <w:r>
-        <w:rPr>
-          <w:spacing w:val="-5"/>
-        </w:rPr>
-        <w:t xml:space="preserve"> </w:t>
-      </w:r>
-      <w:r>
-        <w:t>chỉ:</w:t>
-      </w:r>
-      <w:r>
-        <w:rPr>
-          <w:spacing w:val="-5"/>
-        </w:rPr>
-        <w:t xml:space="preserve"> </w:t>
-      </w:r>
-      <w:r>
-        <w:t>Số</w:t>
-      </w:r>
-      <w:r>
-        <w:rPr>
-          <w:spacing w:val="-5"/>
-        </w:rPr>
-        <w:t xml:space="preserve"> </w:t>
-      </w:r>
-      <w:r>
-        <w:t>7A/114,</w:t>
-      </w:r>
-      <w:r>
-        <w:rPr>
-          <w:spacing w:val="-5"/>
-        </w:rPr>
-        <w:t xml:space="preserve"> </w:t>
-      </w:r>
-      <w:r>
-        <w:t>Thành</w:t>
-      </w:r>
-      <w:r>
-        <w:rPr>
-          <w:spacing w:val="-5"/>
-        </w:rPr>
-        <w:t xml:space="preserve"> </w:t>
-      </w:r>
-      <w:r>
-        <w:t>Thái,</w:t>
-      </w:r>
-      <w:r>
-        <w:rPr>
-          <w:spacing w:val="-5"/>
-        </w:rPr>
-        <w:t xml:space="preserve"> </w:t>
-      </w:r>
-      <w:r>
-        <w:t>Phường</w:t>
-      </w:r>
-      <w:r>
-        <w:rPr>
-          <w:spacing w:val="-5"/>
-        </w:rPr>
-        <w:t xml:space="preserve"> </w:t>
-      </w:r>
-      <w:r>
-        <w:t>Diên</w:t>
-      </w:r>
-      <w:r>
-        <w:rPr>
-          <w:spacing w:val="-5"/>
-        </w:rPr>
-        <w:t xml:space="preserve"> </w:t>
-      </w:r>
-      <w:r>
-        <w:t>Hồng,</w:t>
-      </w:r>
-      <w:r>
-        <w:rPr>
-          <w:spacing w:val="-5"/>
-        </w:rPr>
-        <w:t xml:space="preserve"> </w:t>
-      </w:r>
-      <w:r>
-        <w:t>Thành</w:t>
-      </w:r>
-      <w:r>
-        <w:rPr>
-          <w:spacing w:val="-5"/>
-        </w:rPr>
-        <w:t xml:space="preserve"> </w:t>
-      </w:r>
-      <w:r>
-        <w:t>phố</w:t>
-      </w:r>
-      <w:r>
-        <w:rPr>
-          <w:spacing w:val="-5"/>
-        </w:rPr>
-        <w:t xml:space="preserve"> </w:t>
-      </w:r>
-      <w:r>
-        <w:t>Hồ</w:t>
-      </w:r>
-      <w:r>
-        <w:rPr>
-          <w:spacing w:val="-5"/>
-        </w:rPr>
-        <w:t xml:space="preserve"> </w:t>
-      </w:r>
-      <w:r>
-        <w:t>Chí</w:t>
-      </w:r>
-      <w:r>
-        <w:rPr>
-          <w:spacing w:val="-5"/>
-        </w:rPr>
-        <w:t xml:space="preserve"> </w:t>
-      </w:r>
-      <w:r>
-        <w:t>Minh,</w:t>
-      </w:r>
-      <w:r>
-        <w:rPr>
-          <w:spacing w:val="-5"/>
-        </w:rPr>
-        <w:t xml:space="preserve"> </w:t>
-      </w:r>
-      <w:r>
-        <w:t>Việt</w:t>
-      </w:r>
-      <w:r>
-        <w:rPr>
-          <w:spacing w:val="-5"/>
-        </w:rPr>
-        <w:t xml:space="preserve"> </w:t>
-      </w:r>
-      <w:r>
-        <w:t>Nam. Điện thoại: 0886023434</w:t>
+        <w:t xml:space="preserve">Điện thoại: </w:t>
+      </w:r>
+      <w:r>
+        <w:t>{{sdtDonViHTX}}</w:t>
       </w:r>
     </w:p>
     <w:p>
@@ -531,6 +337,20 @@
         <w:t>:</w:t>
       </w:r>
       <w:r>
+        <w:rPr>
+          <w:spacing w:val="-10"/>
+          <w:lang w:val="en-US"/>
+        </w:rPr>
+        <w:t xml:space="preserve"> </w:t>
+      </w:r>
+      <w:r>
+        <w:rPr>
+          <w:spacing w:val="-10"/>
+          <w:lang w:val="en-US"/>
+        </w:rPr>
+        <w:t>{{soGiayPhepKDDonViHTX}}</w:t>
+      </w:r>
+      <w:r>
         <w:tab/>
         <w:t>Ngày</w:t>
       </w:r>
@@ -553,7 +373,38 @@
         <w:rPr>
           <w:spacing w:val="-2"/>
         </w:rPr>
-        <w:t>06/10/2025</w:t>
+        <w:t>{{ngayCapGiayPhepKDDonViHTX}}</w:t>
+      </w:r>
+    </w:p>
+    <w:p>
+      <w:pPr>
+        <w:pStyle w:val="BodyText"/>
+        <w:spacing w:before="16" w:line="252" w:lineRule="auto"/>
+        <w:ind w:left="175" w:right="2463"/>
+        <w:rPr>
+          <w:lang w:val="en-US"/>
+        </w:rPr>
+      </w:pPr>
+      <w:r>
+        <w:t>Nơi</w:t>
+      </w:r>
+      <w:r>
+        <w:rPr>
+          <w:spacing w:val="-3"/>
+        </w:rPr>
+        <w:t xml:space="preserve"> </w:t>
+      </w:r>
+      <w:r>
+        <w:t>cấp:</w:t>
+      </w:r>
+      <w:r>
+        <w:rPr>
+          <w:spacing w:val="-3"/>
+        </w:rPr>
+        <w:t xml:space="preserve"> </w:t>
+      </w:r>
+      <w:r>
+        <w:t>{{noiCapGiayPhepKDDonViHTX}}</w:t>
       </w:r>
     </w:p>
     <w:p>
@@ -563,133 +414,10 @@
         <w:ind w:left="175" w:right="2463"/>
       </w:pPr>
       <w:r>
-        <w:t>Nơi</w:t>
-      </w:r>
-      <w:r>
-        <w:rPr>
-          <w:spacing w:val="-3"/>
-        </w:rPr>
-        <w:t xml:space="preserve"> </w:t>
-      </w:r>
-      <w:r>
-        <w:t>cấp:</w:t>
-      </w:r>
-      <w:r>
-        <w:rPr>
-          <w:spacing w:val="-3"/>
-        </w:rPr>
-        <w:t xml:space="preserve"> </w:t>
-      </w:r>
-      <w:r>
-        <w:t>UBND</w:t>
-      </w:r>
-      <w:r>
-        <w:rPr>
-          <w:spacing w:val="-3"/>
-        </w:rPr>
-        <w:t xml:space="preserve"> </w:t>
-      </w:r>
-      <w:r>
-        <w:t>Phường</w:t>
-      </w:r>
-      <w:r>
-        <w:rPr>
-          <w:spacing w:val="-3"/>
-        </w:rPr>
-        <w:t xml:space="preserve"> </w:t>
-      </w:r>
-      <w:r>
-        <w:t>Diên</w:t>
-      </w:r>
-      <w:r>
-        <w:rPr>
-          <w:spacing w:val="-3"/>
-        </w:rPr>
-        <w:t xml:space="preserve"> </w:t>
-      </w:r>
-      <w:r>
-        <w:t>Hồng</w:t>
-      </w:r>
-      <w:r>
-        <w:rPr>
-          <w:spacing w:val="-3"/>
-        </w:rPr>
-        <w:t xml:space="preserve"> </w:t>
-      </w:r>
-      <w:r>
-        <w:t>-</w:t>
-      </w:r>
-      <w:r>
-        <w:rPr>
-          <w:spacing w:val="-3"/>
-        </w:rPr>
-        <w:t xml:space="preserve"> </w:t>
-      </w:r>
-      <w:r>
-        <w:t>Phòng</w:t>
-      </w:r>
-      <w:r>
-        <w:rPr>
-          <w:spacing w:val="-3"/>
-        </w:rPr>
-        <w:t xml:space="preserve"> </w:t>
-      </w:r>
-      <w:r>
-        <w:t>Kinh</w:t>
-      </w:r>
-      <w:r>
-        <w:rPr>
-          <w:spacing w:val="-3"/>
-        </w:rPr>
-        <w:t xml:space="preserve"> </w:t>
-      </w:r>
-      <w:r>
-        <w:t>Tế,</w:t>
-      </w:r>
-      <w:r>
-        <w:rPr>
-          <w:spacing w:val="-3"/>
-        </w:rPr>
-        <w:t xml:space="preserve"> </w:t>
-      </w:r>
-      <w:r>
-        <w:t>Hạ</w:t>
-      </w:r>
-      <w:r>
-        <w:rPr>
-          <w:spacing w:val="-3"/>
-        </w:rPr>
-        <w:t xml:space="preserve"> </w:t>
-      </w:r>
-      <w:r>
-        <w:t>Tầng</w:t>
-      </w:r>
-      <w:r>
-        <w:rPr>
-          <w:spacing w:val="-3"/>
-        </w:rPr>
-        <w:t xml:space="preserve"> </w:t>
-      </w:r>
-      <w:r>
-        <w:t>và</w:t>
-      </w:r>
-      <w:r>
-        <w:rPr>
-          <w:spacing w:val="-3"/>
-        </w:rPr>
-        <w:t xml:space="preserve"> </w:t>
-      </w:r>
-      <w:r>
-        <w:t>Đô</w:t>
-      </w:r>
-      <w:r>
-        <w:rPr>
-          <w:spacing w:val="-3"/>
-        </w:rPr>
-        <w:t xml:space="preserve"> </w:t>
-      </w:r>
-      <w:r>
-        <w:t>Thị MST: 0319199414</w:t>
+        <w:t xml:space="preserve">MST: </w:t>
+      </w:r>
+      <w:r>
+        <w:t>{{soGiayPhepKDDonViHTX}}</w:t>
       </w:r>
     </w:p>
     <w:p>
@@ -1407,7 +1135,102 @@
           <w:i/>
           <w:sz w:val="28"/>
         </w:rPr>
-        <w:t>Giấy xác nhận này có hiệu lực đến ngày {{thoiHanPhuHieu_dd}} tháng {{thoiHanPhuHieu_MM}} năm {{thoiHanPhuHieu_yyyy}}</w:t>
+        <w:t>Giấy xác nhận này có hiệu lực đến ngày</w:t>
+      </w:r>
+      <w:r>
+        <w:rPr>
+          <w:b/>
+          <w:i/>
+          <w:sz w:val="28"/>
+          <w:lang w:val="en-US"/>
+        </w:rPr>
+        <w:t xml:space="preserve"> </w:t>
+      </w:r>
+      <w:r>
+        <w:rPr>
+          <w:b/>
+          <w:i/>
+          <w:sz w:val="28"/>
+        </w:rPr>
+        <w:t>{{</w:t>
+      </w:r>
+      <w:r>
+        <w:rPr>
+          <w:b/>
+          <w:i/>
+          <w:sz w:val="26"/>
+          <w:szCs w:val="26"/>
+        </w:rPr>
+        <w:t xml:space="preserve"> </w:t>
+      </w:r>
+      <w:r>
+        <w:rPr>
+          <w:b/>
+          <w:i/>
+          <w:sz w:val="26"/>
+          <w:szCs w:val="26"/>
+        </w:rPr>
+        <w:t>ngayHetHanPhuHieu</w:t>
+      </w:r>
+      <w:r>
+        <w:rPr>
+          <w:b/>
+          <w:i/>
+          <w:sz w:val="28"/>
+        </w:rPr>
+        <w:t>_dd}} tháng {{</w:t>
+      </w:r>
+      <w:r>
+        <w:rPr>
+          <w:b/>
+          <w:i/>
+          <w:sz w:val="26"/>
+          <w:szCs w:val="26"/>
+        </w:rPr>
+        <w:t xml:space="preserve"> </w:t>
+      </w:r>
+      <w:r>
+        <w:rPr>
+          <w:b/>
+          <w:i/>
+          <w:sz w:val="26"/>
+          <w:szCs w:val="26"/>
+        </w:rPr>
+        <w:t>ngayHetHanPhuHieu</w:t>
+      </w:r>
+      <w:r>
+        <w:rPr>
+          <w:b/>
+          <w:i/>
+          <w:sz w:val="28"/>
+        </w:rPr>
+        <w:t>_MM}} năm {{</w:t>
+      </w:r>
+      <w:r>
+        <w:rPr>
+          <w:b/>
+          <w:i/>
+          <w:sz w:val="26"/>
+          <w:szCs w:val="26"/>
+        </w:rPr>
+        <w:t xml:space="preserve"> </w:t>
+      </w:r>
+      <w:r>
+        <w:rPr>
+          <w:b/>
+          <w:i/>
+          <w:sz w:val="26"/>
+          <w:szCs w:val="26"/>
+        </w:rPr>
+        <w:t>ngayHetHanPhuHieu</w:t>
+      </w:r>
+      <w:r>
+        <w:rPr>
+          <w:b/>
+          <w:i/>
+          <w:sz w:val="28"/>
+        </w:rPr>
+        <w:t>_yyyy}}</w:t>
       </w:r>
     </w:p>
     <w:p>

--- a/templates/xac_nhan_xa_vien.docx
+++ b/templates/xac_nhan_xa_vien.docx
@@ -925,16 +925,46 @@
         <w:t>{{nguoiDaiDien}}</w:t>
       </w:r>
       <w:r>
-        <w:t xml:space="preserve"> đang là xã viên của HTX LÂM MINH, và Ông (Bà): PHAN MINH</w:t>
-      </w:r>
-      <w:r>
-        <w:rPr>
-          <w:spacing w:val="-2"/>
-        </w:rPr>
-        <w:t xml:space="preserve"> </w:t>
-      </w:r>
-      <w:r>
-        <w:t>TÂN</w:t>
+        <w:t xml:space="preserve"> đang là xã viên của </w:t>
+      </w:r>
+      <w:r>
+        <w:rPr>
+          <w:lang w:val="en-US"/>
+        </w:rPr>
+        <w:t>{{</w:t>
+      </w:r>
+      <w:r>
+        <w:rPr>
+          <w:lang w:val="en-US"/>
+        </w:rPr>
+        <w:t>tenRutGonDonViHTX</w:t>
+      </w:r>
+      <w:r>
+        <w:rPr>
+          <w:lang w:val="en-US"/>
+        </w:rPr>
+        <w:t>}}</w:t>
+      </w:r>
+      <w:r>
+        <w:t xml:space="preserve">, và Ông (Bà): </w:t>
+      </w:r>
+      <w:r>
+        <w:rPr>
+          <w:lang w:val="en-US"/>
+        </w:rPr>
+        <w:t>{{</w:t>
+      </w:r>
+      <w:r>
+        <w:rPr>
+          <w:lang w:val="en-US"/>
+        </w:rPr>
+        <w:t>tenKhachHang</w:t>
+      </w:r>
+      <w:r>
+        <w:rPr>
+          <w:lang w:val="en-US"/>
+        </w:rPr>
+        <w:t>}}</w:t>
       </w:r>
       <w:r>
         <w:rPr>
@@ -1161,7 +1191,15 @@
           <w:sz w:val="26"/>
           <w:szCs w:val="26"/>
         </w:rPr>
-        <w:t xml:space="preserve"> </w:t>
+        <w:t>ngayHetHanPhuHieu</w:t>
+      </w:r>
+      <w:r>
+        <w:rPr>
+          <w:b/>
+          <w:i/>
+          <w:sz w:val="28"/>
+        </w:rPr>
+        <w:t>_dd}} tháng {{</w:t>
       </w:r>
       <w:r>
         <w:rPr>
@@ -1178,42 +1216,7 @@
           <w:i/>
           <w:sz w:val="28"/>
         </w:rPr>
-        <w:t>_dd}} tháng {{</w:t>
-      </w:r>
-      <w:r>
-        <w:rPr>
-          <w:b/>
-          <w:i/>
-          <w:sz w:val="26"/>
-          <w:szCs w:val="26"/>
-        </w:rPr>
-        <w:t xml:space="preserve"> </w:t>
-      </w:r>
-      <w:r>
-        <w:rPr>
-          <w:b/>
-          <w:i/>
-          <w:sz w:val="26"/>
-          <w:szCs w:val="26"/>
-        </w:rPr>
-        <w:t>ngayHetHanPhuHieu</w:t>
-      </w:r>
-      <w:r>
-        <w:rPr>
-          <w:b/>
-          <w:i/>
-          <w:sz w:val="28"/>
-        </w:rPr>
         <w:t>_MM}} năm {{</w:t>
-      </w:r>
-      <w:r>
-        <w:rPr>
-          <w:b/>
-          <w:i/>
-          <w:sz w:val="26"/>
-          <w:szCs w:val="26"/>
-        </w:rPr>
-        <w:t xml:space="preserve"> </w:t>
       </w:r>
       <w:r>
         <w:rPr>

--- a/templates/xac_nhan_xa_vien.docx
+++ b/templates/xac_nhan_xa_vien.docx
@@ -410,7 +410,7 @@
     <w:p>
       <w:pPr>
         <w:pStyle w:val="BodyText"/>
-        <w:spacing w:before="16" w:line="252" w:lineRule="auto"/>
+        <w:spacing w:line="252" w:lineRule="auto"/>
         <w:ind w:left="175" w:right="2463"/>
       </w:pPr>
       <w:r>
@@ -425,7 +425,6 @@
         <w:tabs>
           <w:tab w:val="left" w:pos="2484"/>
         </w:tabs>
-        <w:spacing w:before="212"/>
         <w:ind w:left="175"/>
         <w:rPr>
           <w:b/>
@@ -489,13 +488,27 @@
           <w:b/>
           <w:sz w:val="26"/>
         </w:rPr>
-        <w:t>{{nguoiDaiDien}}</w:t>
+        <w:t>{{</w:t>
+      </w:r>
+      <w:r>
+        <w:rPr>
+          <w:b/>
+          <w:sz w:val="26"/>
+        </w:rPr>
+        <w:t>tenKhachHang</w:t>
+      </w:r>
+      <w:r>
+        <w:rPr>
+          <w:b/>
+          <w:sz w:val="26"/>
+        </w:rPr>
+        <w:t>}}</w:t>
       </w:r>
     </w:p>
     <w:p>
       <w:pPr>
         <w:pStyle w:val="BodyText"/>
-        <w:spacing w:before="211" w:line="434" w:lineRule="auto"/>
+        <w:spacing w:line="434" w:lineRule="auto"/>
         <w:ind w:left="175" w:right="3286"/>
         <w:rPr>
           <w:lang w:val="en-US"/>
@@ -922,7 +935,13 @@
         <w:t xml:space="preserve">Hiện nay Ông (Bà): </w:t>
       </w:r>
       <w:r>
-        <w:t>{{nguoiDaiDien}}</w:t>
+        <w:t>{{</w:t>
+      </w:r>
+      <w:r>
+        <w:t>tenKhachHang</w:t>
+      </w:r>
+      <w:r>
+        <w:t>}}</w:t>
       </w:r>
       <w:r>
         <w:t xml:space="preserve"> đang là xã viên của </w:t>
@@ -943,169 +962,7 @@
         <w:rPr>
           <w:lang w:val="en-US"/>
         </w:rPr>
-        <w:t>}}</w:t>
-      </w:r>
-      <w:r>
-        <w:t xml:space="preserve">, và Ông (Bà): </w:t>
-      </w:r>
-      <w:r>
-        <w:rPr>
-          <w:lang w:val="en-US"/>
-        </w:rPr>
-        <w:t>{{</w:t>
-      </w:r>
-      <w:r>
-        <w:rPr>
-          <w:lang w:val="en-US"/>
-        </w:rPr>
-        <w:t>tenKhachHang</w:t>
-      </w:r>
-      <w:r>
-        <w:rPr>
-          <w:lang w:val="en-US"/>
-        </w:rPr>
-        <w:t>}}</w:t>
-      </w:r>
-      <w:r>
-        <w:rPr>
-          <w:spacing w:val="-2"/>
-        </w:rPr>
-        <w:t xml:space="preserve"> </w:t>
-      </w:r>
-      <w:r>
-        <w:t>đã</w:t>
-      </w:r>
-      <w:r>
-        <w:rPr>
-          <w:spacing w:val="-2"/>
-        </w:rPr>
-        <w:t xml:space="preserve"> </w:t>
-      </w:r>
-      <w:r>
-        <w:t>đóng</w:t>
-      </w:r>
-      <w:r>
-        <w:rPr>
-          <w:spacing w:val="-2"/>
-        </w:rPr>
-        <w:t xml:space="preserve"> </w:t>
-      </w:r>
-      <w:r>
-        <w:t>đầy</w:t>
-      </w:r>
-      <w:r>
-        <w:rPr>
-          <w:spacing w:val="-2"/>
-        </w:rPr>
-        <w:t xml:space="preserve"> </w:t>
-      </w:r>
-      <w:r>
-        <w:t>đủ</w:t>
-      </w:r>
-      <w:r>
-        <w:rPr>
-          <w:spacing w:val="-2"/>
-        </w:rPr>
-        <w:t xml:space="preserve"> </w:t>
-      </w:r>
-      <w:r>
-        <w:t>phí</w:t>
-      </w:r>
-      <w:r>
-        <w:rPr>
-          <w:spacing w:val="-2"/>
-        </w:rPr>
-        <w:t xml:space="preserve"> </w:t>
-      </w:r>
-      <w:r>
-        <w:t>quản</w:t>
-      </w:r>
-      <w:r>
-        <w:rPr>
-          <w:spacing w:val="-2"/>
-        </w:rPr>
-        <w:t xml:space="preserve"> </w:t>
-      </w:r>
-      <w:r>
-        <w:t>lý</w:t>
-      </w:r>
-      <w:r>
-        <w:rPr>
-          <w:spacing w:val="-2"/>
-        </w:rPr>
-        <w:t xml:space="preserve"> </w:t>
-      </w:r>
-      <w:r>
-        <w:t>Hợp</w:t>
-      </w:r>
-      <w:r>
-        <w:rPr>
-          <w:spacing w:val="-2"/>
-        </w:rPr>
-        <w:t xml:space="preserve"> </w:t>
-      </w:r>
-      <w:r>
-        <w:t>Tác</w:t>
-      </w:r>
-      <w:r>
-        <w:rPr>
-          <w:spacing w:val="-2"/>
-        </w:rPr>
-        <w:t xml:space="preserve"> </w:t>
-      </w:r>
-      <w:r>
-        <w:t>Xã</w:t>
-      </w:r>
-      <w:r>
-        <w:rPr>
-          <w:spacing w:val="-2"/>
-        </w:rPr>
-        <w:t xml:space="preserve"> </w:t>
-      </w:r>
-      <w:r>
-        <w:t>và</w:t>
-      </w:r>
-      <w:r>
-        <w:rPr>
-          <w:spacing w:val="-2"/>
-        </w:rPr>
-        <w:t xml:space="preserve"> </w:t>
-      </w:r>
-      <w:r>
-        <w:t>các</w:t>
-      </w:r>
-      <w:r>
-        <w:rPr>
-          <w:spacing w:val="-2"/>
-        </w:rPr>
-        <w:t xml:space="preserve"> </w:t>
-      </w:r>
-      <w:r>
-        <w:t>loại</w:t>
-      </w:r>
-      <w:r>
-        <w:rPr>
-          <w:spacing w:val="-2"/>
-        </w:rPr>
-        <w:t xml:space="preserve"> </w:t>
-      </w:r>
-      <w:r>
-        <w:t>phí</w:t>
-      </w:r>
-      <w:r>
-        <w:rPr>
-          <w:spacing w:val="-2"/>
-        </w:rPr>
-        <w:t xml:space="preserve"> </w:t>
-      </w:r>
-      <w:r>
-        <w:t>khác,</w:t>
-      </w:r>
-      <w:r>
-        <w:rPr>
-          <w:spacing w:val="-2"/>
-        </w:rPr>
-        <w:t xml:space="preserve"> </w:t>
+        <w:t xml:space="preserve">}}, </w:t>
       </w:r>
       <w:r>
         <w:t>phương</w:t>
